--- a/documents/4SSPP111_Mock_Exam_Answer_Key.docx
+++ b/documents/4SSPP111_Mock_Exam_Answer_Key.docx
@@ -2,7 +2,7 @@
 <file path=word/document.xml><?xml version="1.0" encoding="utf-8"?>
 <w:document xmlns:w="http://schemas.openxmlformats.org/wordprocessingml/2006/main" xmlns:m="http://schemas.openxmlformats.org/officeDocument/2006/math" xmlns:r="http://schemas.openxmlformats.org/officeDocument/2006/relationships" xmlns:o="urn:schemas-microsoft-com:office:office" xmlns:v="urn:schemas-microsoft-com:vml" xmlns:w10="urn:schemas-microsoft-com:office:word" xmlns:a="http://schemas.openxmlformats.org/drawingml/2006/main" xmlns:pic="http://schemas.openxmlformats.org/drawingml/2006/picture" xmlns:wp="http://schemas.openxmlformats.org/drawingml/2006/wordprocessingDrawing">
   <w:body>
-    <w:bookmarkStart w:id="36" w:name="sspp111-mock-exam-answer-key"/>
+    <w:bookmarkStart w:id="25" w:name="sspp111-mock-exam-answer-key"/>
     <w:p>
       <w:pPr>
         <w:pStyle w:val="Heading1"/>
@@ -11,7 +11,7 @@
         <w:t xml:space="preserve">4SSPP111 Mock Exam — Answer Key</w:t>
       </w:r>
     </w:p>
-    <w:bookmarkStart w:id="25" w:name="part-one-descriptive-analysis-25-points"/>
+    <w:bookmarkStart w:id="14" w:name="part-one-descriptive-analysis-25-points"/>
     <w:p>
       <w:pPr>
         <w:pStyle w:val="Heading2"/>
@@ -20,7 +20,7 @@
         <w:t xml:space="preserve">PART ONE — DESCRIPTIVE ANALYSIS (25 points)</w:t>
       </w:r>
     </w:p>
-    <w:bookmarkStart w:id="20" w:name="question-1-5-points"/>
+    <w:bookmarkStart w:id="9" w:name="question-1-5-points"/>
     <w:p>
       <w:pPr>
         <w:pStyle w:val="Heading3"/>
@@ -73,8 +73,8 @@
         <w:t xml:space="preserve">without justification is not sufficient for full marks. A first-class answer names the variable type and briefly explains why — noting the true zero point and equal intervals — to demonstrate understanding of what distinguishes ratio from interval, ordinal, and nominal.</w:t>
       </w:r>
     </w:p>
-    <w:bookmarkEnd w:id="20"/>
-    <w:bookmarkStart w:id="21" w:name="question-2-5-points"/>
+    <w:bookmarkEnd w:id="9"/>
+    <w:bookmarkStart w:id="10" w:name="question-2-5-points"/>
     <w:p>
       <w:pPr>
         <w:pStyle w:val="Heading3"/>
@@ -115,8 +115,8 @@
         <w:t xml:space="preserve">Marking note: This is a histogram-reading question and approximations are expected. Any answer in the range of roughly 350–420 is acceptable.</w:t>
       </w:r>
     </w:p>
-    <w:bookmarkEnd w:id="21"/>
-    <w:bookmarkStart w:id="22" w:name="question-3-5-points"/>
+    <w:bookmarkEnd w:id="10"/>
+    <w:bookmarkStart w:id="11" w:name="question-3-5-points"/>
     <w:p>
       <w:pPr>
         <w:pStyle w:val="Heading3"/>
@@ -146,8 +146,8 @@
         <w:t xml:space="preserve">. The bulk of courses are concentrated at the high end (80–100%), with a long tail stretching to the left toward lower satisfaction scores.</w:t>
       </w:r>
     </w:p>
-    <w:bookmarkEnd w:id="22"/>
-    <w:bookmarkStart w:id="23" w:name="question-4-5-points"/>
+    <w:bookmarkEnd w:id="11"/>
+    <w:bookmarkStart w:id="12" w:name="question-4-5-points"/>
     <w:p>
       <w:pPr>
         <w:pStyle w:val="Heading3"/>
@@ -180,8 +180,8 @@
         <w:t xml:space="preserve">the median. In a left-skewed distribution, the long left tail pulls the mean downward, away from the centre of the distribution. The median, which is the middle value, is less affected by extreme low values. So the mean falls below the median.</w:t>
       </w:r>
     </w:p>
-    <w:bookmarkEnd w:id="23"/>
-    <w:bookmarkStart w:id="24" w:name="question-5-5-points"/>
+    <w:bookmarkEnd w:id="12"/>
+    <w:bookmarkStart w:id="13" w:name="question-5-5-points"/>
     <w:p>
       <w:pPr>
         <w:pStyle w:val="Heading3"/>
@@ -277,9 +277,9 @@
         <w:t xml:space="preserve">without explaining why is not sufficient for full marks.</w:t>
       </w:r>
     </w:p>
-    <w:bookmarkEnd w:id="24"/>
-    <w:bookmarkEnd w:id="25"/>
-    <w:bookmarkStart w:id="29" w:name="X1f351a0d87078ada5f0159ce2b2f4957b208c28"/>
+    <w:bookmarkEnd w:id="13"/>
+    <w:bookmarkEnd w:id="14"/>
+    <w:bookmarkStart w:id="18" w:name="X1f351a0d87078ada5f0159ce2b2f4957b208c28"/>
     <w:p>
       <w:pPr>
         <w:pStyle w:val="Heading2"/>
@@ -288,7 +288,7 @@
         <w:t xml:space="preserve">PART TWO — ESTIMATION, SAMPLING, AND UNCERTAINTY (25 points)</w:t>
       </w:r>
     </w:p>
-    <w:bookmarkStart w:id="26" w:name="question-6-5-points"/>
+    <w:bookmarkStart w:id="15" w:name="question-6-5-points"/>
     <w:p>
       <w:pPr>
         <w:pStyle w:val="Heading3"/>
@@ -321,8 +321,8 @@
         <w:t xml:space="preserve">(i.e., all people who live in the ward she represents).</w:t>
       </w:r>
     </w:p>
-    <w:bookmarkEnd w:id="26"/>
-    <w:bookmarkStart w:id="27" w:name="question-7-10-points"/>
+    <w:bookmarkEnd w:id="15"/>
+    <w:bookmarkStart w:id="16" w:name="question-7-10-points"/>
     <w:p>
       <w:pPr>
         <w:pStyle w:val="Heading3"/>
@@ -384,8 +384,8 @@
         <w:t xml:space="preserve">is not sufficient. A first-class answer defines what probability sampling requires (every member of the population has a known, non-zero probability of selection) and explains why this specific procedure fails that test.</w:t>
       </w:r>
     </w:p>
-    <w:bookmarkEnd w:id="27"/>
-    <w:bookmarkStart w:id="28" w:name="question-8-10-points"/>
+    <w:bookmarkEnd w:id="16"/>
+    <w:bookmarkStart w:id="17" w:name="question-8-10-points"/>
     <w:p>
       <w:pPr>
         <w:pStyle w:val="Heading3"/>
@@ -451,9 +451,9 @@
         <w:t xml:space="preserve">without explaining the direction and mechanism is not sufficient.</w:t>
       </w:r>
     </w:p>
-    <w:bookmarkEnd w:id="28"/>
-    <w:bookmarkEnd w:id="29"/>
-    <w:bookmarkStart w:id="35" w:name="part-three-regression-analysis-50-points"/>
+    <w:bookmarkEnd w:id="17"/>
+    <w:bookmarkEnd w:id="18"/>
+    <w:bookmarkStart w:id="24" w:name="part-three-regression-analysis-50-points"/>
     <w:p>
       <w:pPr>
         <w:pStyle w:val="Heading2"/>
@@ -462,7 +462,7 @@
         <w:t xml:space="preserve">PART THREE — REGRESSION ANALYSIS (50 points)</w:t>
       </w:r>
     </w:p>
-    <w:bookmarkStart w:id="30" w:name="question-9-5-points"/>
+    <w:bookmarkStart w:id="19" w:name="question-9-5-points"/>
     <w:p>
       <w:pPr>
         <w:pStyle w:val="Heading3"/>
@@ -512,8 +512,8 @@
         <w:t xml:space="preserve">without units is incomplete.</w:t>
       </w:r>
     </w:p>
-    <w:bookmarkEnd w:id="30"/>
-    <w:bookmarkStart w:id="31" w:name="question-10-5-points"/>
+    <w:bookmarkEnd w:id="19"/>
+    <w:bookmarkStart w:id="20" w:name="question-10-5-points"/>
     <w:p>
       <w:pPr>
         <w:pStyle w:val="Heading3"/>
@@ -550,8 +550,8 @@
         <w:t xml:space="preserve">This is because when the independent variable is zero, the predicted value equals the intercept.</w:t>
       </w:r>
     </w:p>
-    <w:bookmarkEnd w:id="31"/>
-    <w:bookmarkStart w:id="32" w:name="question-11-10-points"/>
+    <w:bookmarkEnd w:id="20"/>
+    <w:bookmarkStart w:id="21" w:name="question-11-10-points"/>
     <w:p>
       <w:pPr>
         <w:pStyle w:val="Heading3"/>
@@ -602,8 +602,8 @@
         <w:t xml:space="preserve">50.053%</w:t>
       </w:r>
     </w:p>
-    <w:bookmarkEnd w:id="32"/>
-    <w:bookmarkStart w:id="33" w:name="question-12-15-points"/>
+    <w:bookmarkEnd w:id="21"/>
+    <w:bookmarkStart w:id="22" w:name="question-12-15-points"/>
     <w:p>
       <w:pPr>
         <w:pStyle w:val="Heading3"/>
@@ -646,8 +646,8 @@
         <w:t xml:space="preserve">Marking note: Citing the significance stars (Immigrant Share has none, Higher Education has ***) and correctly identifying which variable is non-significant is sufficient for a passing answer. A first-class answer goes further and explains what non-significance means — that we cannot reject the null hypothesis that the true coefficient is zero. Mentioning the t-statistic (coefficient divided by standard error) is not required but demonstrates deeper understanding.</w:t>
       </w:r>
     </w:p>
-    <w:bookmarkEnd w:id="33"/>
-    <w:bookmarkStart w:id="34" w:name="question-13-15-points"/>
+    <w:bookmarkEnd w:id="22"/>
+    <w:bookmarkStart w:id="23" w:name="question-13-15-points"/>
     <w:p>
       <w:pPr>
         <w:pStyle w:val="Heading3"/>
@@ -779,9 +779,9 @@
         <w:t xml:space="preserve">Higher Education in the way that urban/rural character does. However, a variable that is caused by the independent variable (i.e., a mediator on the causal pathway from Higher Education to Leave voting) would not be accepted as a confounding variable.</w:t>
       </w:r>
     </w:p>
-    <w:bookmarkEnd w:id="34"/>
-    <w:bookmarkEnd w:id="35"/>
-    <w:bookmarkEnd w:id="36"/>
+    <w:bookmarkEnd w:id="23"/>
+    <w:bookmarkEnd w:id="24"/>
+    <w:bookmarkEnd w:id="25"/>
     <w:sectPr>
       <w:footnotePr>
         <w:numRestart w:val="eachSect"/>
@@ -1018,10 +1018,10 @@
   <w:docDefaults>
     <w:rPrDefault>
       <w:rPr>
-        <w:rFonts w:asciiTheme="minorHAnsi" w:cstheme="minorBidi" w:eastAsiaTheme="minorHAnsi" w:hAnsiTheme="minorHAnsi"/>
+        <w:rFonts w:asciiTheme="minorHAnsi" w:cstheme="minorBidi" w:eastAsiaTheme="minorEastAsia" w:hAnsiTheme="minorHAnsi"/>
         <w:sz w:val="24"/>
         <w:szCs w:val="24"/>
-        <w:lang w:bidi="ar-SA" w:eastAsia="en-US" w:val="en-US"/>
+        <w:lang w:bidi="ar-SA" w:eastAsia="zh-CN" w:val="en-US"/>
       </w:rPr>
     </w:rPrDefault>
     <w:pPrDefault>
@@ -1562,13 +1562,6 @@
       </w:tblCellMar>
     </w:tblPr>
     <w:tblStylePr w:type="firstRow">
-      <w:tblPr>
-        <w:jc w:val="left"/>
-        <w:tblInd w:type="dxa" w:w="0"/>
-      </w:tblPr>
-      <w:trPr>
-        <w:jc w:val="left"/>
-      </w:trPr>
       <w:tcPr>
         <w:tcBorders>
           <w:bottom w:val="single"/>

--- a/documents/4SSPP111_Mock_Exam_Answer_Key.docx
+++ b/documents/4SSPP111_Mock_Exam_Answer_Key.docx
@@ -2,7 +2,7 @@
 <file path=word/document.xml><?xml version="1.0" encoding="utf-8"?>
 <w:document xmlns:w="http://schemas.openxmlformats.org/wordprocessingml/2006/main" xmlns:m="http://schemas.openxmlformats.org/officeDocument/2006/math" xmlns:r="http://schemas.openxmlformats.org/officeDocument/2006/relationships" xmlns:o="urn:schemas-microsoft-com:office:office" xmlns:v="urn:schemas-microsoft-com:vml" xmlns:w10="urn:schemas-microsoft-com:office:word" xmlns:a="http://schemas.openxmlformats.org/drawingml/2006/main" xmlns:pic="http://schemas.openxmlformats.org/drawingml/2006/picture" xmlns:wp="http://schemas.openxmlformats.org/drawingml/2006/wordprocessingDrawing">
   <w:body>
-    <w:bookmarkStart w:id="25" w:name="sspp111-mock-exam-answer-key"/>
+    <w:bookmarkStart w:id="36" w:name="sspp111-mock-exam-answer-key"/>
     <w:p>
       <w:pPr>
         <w:pStyle w:val="Heading1"/>
@@ -11,7 +11,7 @@
         <w:t xml:space="preserve">4SSPP111 Mock Exam — Answer Key</w:t>
       </w:r>
     </w:p>
-    <w:bookmarkStart w:id="14" w:name="part-one-descriptive-analysis-25-points"/>
+    <w:bookmarkStart w:id="25" w:name="part-one-descriptive-analysis-25-points"/>
     <w:p>
       <w:pPr>
         <w:pStyle w:val="Heading2"/>
@@ -20,7 +20,7 @@
         <w:t xml:space="preserve">PART ONE — DESCRIPTIVE ANALYSIS (25 points)</w:t>
       </w:r>
     </w:p>
-    <w:bookmarkStart w:id="9" w:name="question-1-5-points"/>
+    <w:bookmarkStart w:id="20" w:name="question-1-5-points"/>
     <w:p>
       <w:pPr>
         <w:pStyle w:val="Heading3"/>
@@ -73,8 +73,8 @@
         <w:t xml:space="preserve">without justification is not sufficient for full marks. A first-class answer names the variable type and briefly explains why — noting the true zero point and equal intervals — to demonstrate understanding of what distinguishes ratio from interval, ordinal, and nominal.</w:t>
       </w:r>
     </w:p>
-    <w:bookmarkEnd w:id="9"/>
-    <w:bookmarkStart w:id="10" w:name="question-2-5-points"/>
+    <w:bookmarkEnd w:id="20"/>
+    <w:bookmarkStart w:id="21" w:name="question-2-5-points"/>
     <w:p>
       <w:pPr>
         <w:pStyle w:val="Heading3"/>
@@ -115,8 +115,8 @@
         <w:t xml:space="preserve">Marking note: This is a histogram-reading question and approximations are expected. Any answer in the range of roughly 350–420 is acceptable.</w:t>
       </w:r>
     </w:p>
-    <w:bookmarkEnd w:id="10"/>
-    <w:bookmarkStart w:id="11" w:name="question-3-5-points"/>
+    <w:bookmarkEnd w:id="21"/>
+    <w:bookmarkStart w:id="22" w:name="question-3-5-points"/>
     <w:p>
       <w:pPr>
         <w:pStyle w:val="Heading3"/>
@@ -146,8 +146,8 @@
         <w:t xml:space="preserve">. The bulk of courses are concentrated at the high end (80–100%), with a long tail stretching to the left toward lower satisfaction scores.</w:t>
       </w:r>
     </w:p>
-    <w:bookmarkEnd w:id="11"/>
-    <w:bookmarkStart w:id="12" w:name="question-4-5-points"/>
+    <w:bookmarkEnd w:id="22"/>
+    <w:bookmarkStart w:id="23" w:name="question-4-5-points"/>
     <w:p>
       <w:pPr>
         <w:pStyle w:val="Heading3"/>
@@ -180,8 +180,8 @@
         <w:t xml:space="preserve">the median. In a left-skewed distribution, the long left tail pulls the mean downward, away from the centre of the distribution. The median, which is the middle value, is less affected by extreme low values. So the mean falls below the median.</w:t>
       </w:r>
     </w:p>
-    <w:bookmarkEnd w:id="12"/>
-    <w:bookmarkStart w:id="13" w:name="question-5-5-points"/>
+    <w:bookmarkEnd w:id="23"/>
+    <w:bookmarkStart w:id="24" w:name="question-5-5-points"/>
     <w:p>
       <w:pPr>
         <w:pStyle w:val="Heading3"/>
@@ -277,9 +277,9 @@
         <w:t xml:space="preserve">without explaining why is not sufficient for full marks.</w:t>
       </w:r>
     </w:p>
-    <w:bookmarkEnd w:id="13"/>
-    <w:bookmarkEnd w:id="14"/>
-    <w:bookmarkStart w:id="18" w:name="X1f351a0d87078ada5f0159ce2b2f4957b208c28"/>
+    <w:bookmarkEnd w:id="24"/>
+    <w:bookmarkEnd w:id="25"/>
+    <w:bookmarkStart w:id="29" w:name="X1f351a0d87078ada5f0159ce2b2f4957b208c28"/>
     <w:p>
       <w:pPr>
         <w:pStyle w:val="Heading2"/>
@@ -288,7 +288,7 @@
         <w:t xml:space="preserve">PART TWO — ESTIMATION, SAMPLING, AND UNCERTAINTY (25 points)</w:t>
       </w:r>
     </w:p>
-    <w:bookmarkStart w:id="15" w:name="question-6-5-points"/>
+    <w:bookmarkStart w:id="26" w:name="question-6-5-points"/>
     <w:p>
       <w:pPr>
         <w:pStyle w:val="Heading3"/>
@@ -321,8 +321,8 @@
         <w:t xml:space="preserve">(i.e., all people who live in the ward she represents).</w:t>
       </w:r>
     </w:p>
-    <w:bookmarkEnd w:id="15"/>
-    <w:bookmarkStart w:id="16" w:name="question-7-10-points"/>
+    <w:bookmarkEnd w:id="26"/>
+    <w:bookmarkStart w:id="27" w:name="question-7-10-points"/>
     <w:p>
       <w:pPr>
         <w:pStyle w:val="Heading3"/>
@@ -384,8 +384,8 @@
         <w:t xml:space="preserve">is not sufficient. A first-class answer defines what probability sampling requires (every member of the population has a known, non-zero probability of selection) and explains why this specific procedure fails that test.</w:t>
       </w:r>
     </w:p>
-    <w:bookmarkEnd w:id="16"/>
-    <w:bookmarkStart w:id="17" w:name="question-8-10-points"/>
+    <w:bookmarkEnd w:id="27"/>
+    <w:bookmarkStart w:id="28" w:name="question-8-10-points"/>
     <w:p>
       <w:pPr>
         <w:pStyle w:val="Heading3"/>
@@ -451,9 +451,9 @@
         <w:t xml:space="preserve">without explaining the direction and mechanism is not sufficient.</w:t>
       </w:r>
     </w:p>
-    <w:bookmarkEnd w:id="17"/>
-    <w:bookmarkEnd w:id="18"/>
-    <w:bookmarkStart w:id="24" w:name="part-three-regression-analysis-50-points"/>
+    <w:bookmarkEnd w:id="28"/>
+    <w:bookmarkEnd w:id="29"/>
+    <w:bookmarkStart w:id="35" w:name="part-three-regression-analysis-50-points"/>
     <w:p>
       <w:pPr>
         <w:pStyle w:val="Heading2"/>
@@ -462,7 +462,7 @@
         <w:t xml:space="preserve">PART THREE — REGRESSION ANALYSIS (50 points)</w:t>
       </w:r>
     </w:p>
-    <w:bookmarkStart w:id="19" w:name="question-9-5-points"/>
+    <w:bookmarkStart w:id="30" w:name="question-9-5-points"/>
     <w:p>
       <w:pPr>
         <w:pStyle w:val="Heading3"/>
@@ -512,8 +512,8 @@
         <w:t xml:space="preserve">without units is incomplete.</w:t>
       </w:r>
     </w:p>
-    <w:bookmarkEnd w:id="19"/>
-    <w:bookmarkStart w:id="20" w:name="question-10-5-points"/>
+    <w:bookmarkEnd w:id="30"/>
+    <w:bookmarkStart w:id="31" w:name="question-10-5-points"/>
     <w:p>
       <w:pPr>
         <w:pStyle w:val="Heading3"/>
@@ -550,8 +550,8 @@
         <w:t xml:space="preserve">This is because when the independent variable is zero, the predicted value equals the intercept.</w:t>
       </w:r>
     </w:p>
-    <w:bookmarkEnd w:id="20"/>
-    <w:bookmarkStart w:id="21" w:name="question-11-10-points"/>
+    <w:bookmarkEnd w:id="31"/>
+    <w:bookmarkStart w:id="32" w:name="question-11-10-points"/>
     <w:p>
       <w:pPr>
         <w:pStyle w:val="Heading3"/>
@@ -602,8 +602,8 @@
         <w:t xml:space="preserve">50.053%</w:t>
       </w:r>
     </w:p>
-    <w:bookmarkEnd w:id="21"/>
-    <w:bookmarkStart w:id="22" w:name="question-12-15-points"/>
+    <w:bookmarkEnd w:id="32"/>
+    <w:bookmarkStart w:id="33" w:name="question-12-15-points"/>
     <w:p>
       <w:pPr>
         <w:pStyle w:val="Heading3"/>
@@ -646,8 +646,8 @@
         <w:t xml:space="preserve">Marking note: Citing the significance stars (Immigrant Share has none, Higher Education has ***) and correctly identifying which variable is non-significant is sufficient for a passing answer. A first-class answer goes further and explains what non-significance means — that we cannot reject the null hypothesis that the true coefficient is zero. Mentioning the t-statistic (coefficient divided by standard error) is not required but demonstrates deeper understanding.</w:t>
       </w:r>
     </w:p>
-    <w:bookmarkEnd w:id="22"/>
-    <w:bookmarkStart w:id="23" w:name="question-13-15-points"/>
+    <w:bookmarkEnd w:id="33"/>
+    <w:bookmarkStart w:id="34" w:name="question-13-15-points"/>
     <w:p>
       <w:pPr>
         <w:pStyle w:val="Heading3"/>
@@ -779,9 +779,9 @@
         <w:t xml:space="preserve">Higher Education in the way that urban/rural character does. However, a variable that is caused by the independent variable (i.e., a mediator on the causal pathway from Higher Education to Leave voting) would not be accepted as a confounding variable.</w:t>
       </w:r>
     </w:p>
-    <w:bookmarkEnd w:id="23"/>
-    <w:bookmarkEnd w:id="24"/>
-    <w:bookmarkEnd w:id="25"/>
+    <w:bookmarkEnd w:id="34"/>
+    <w:bookmarkEnd w:id="35"/>
+    <w:bookmarkEnd w:id="36"/>
     <w:sectPr>
       <w:footnotePr>
         <w:numRestart w:val="eachSect"/>
@@ -1018,10 +1018,10 @@
   <w:docDefaults>
     <w:rPrDefault>
       <w:rPr>
-        <w:rFonts w:asciiTheme="minorHAnsi" w:cstheme="minorBidi" w:eastAsiaTheme="minorEastAsia" w:hAnsiTheme="minorHAnsi"/>
+        <w:rFonts w:asciiTheme="minorHAnsi" w:cstheme="minorBidi" w:eastAsiaTheme="minorHAnsi" w:hAnsiTheme="minorHAnsi"/>
         <w:sz w:val="24"/>
         <w:szCs w:val="24"/>
-        <w:lang w:bidi="ar-SA" w:eastAsia="zh-CN" w:val="en-US"/>
+        <w:lang w:bidi="ar-SA" w:eastAsia="en-US" w:val="en-US"/>
       </w:rPr>
     </w:rPrDefault>
     <w:pPrDefault>
@@ -1562,6 +1562,13 @@
       </w:tblCellMar>
     </w:tblPr>
     <w:tblStylePr w:type="firstRow">
+      <w:tblPr>
+        <w:jc w:val="left"/>
+        <w:tblInd w:type="dxa" w:w="0"/>
+      </w:tblPr>
+      <w:trPr>
+        <w:jc w:val="left"/>
+      </w:trPr>
       <w:tcPr>
         <w:tcBorders>
           <w:bottom w:val="single"/>
